--- a/data/revised_2026-10_full/tracked/v2/Maths/SS1.2_Indices/Mathematics_Indices_FinalExplanation_TeacherKey_TRACKED.docx
+++ b/data/revised_2026-10_full/tracked/v2/Maths/SS1.2_Indices/Mathematics_Indices_FinalExplanation_TeacherKey_TRACKED.docx
@@ -232,7 +232,7 @@
               </w:rPr>
               <w:t xml:space="preserve">This Final Explanation is your chance to show how everything you learned in Lessons 1 to 8 fits together. Your task is to answer the driving question: How can writing numbers as powers and logarithms help us make sense of, and calculate with, the enormous and tiny quantities that appear in Kenyan farming, finance, engineering, and science? Before you write, look back at your Day-1 model</w:t>
             </w:r>
-            <w:ins w:id="9001" w:author="Claude (AI) - proposed" w:date="2026-10-15T12:57:35Z">
+            <w:ins w:id="9001" w:author="Claude (AI) - proposed" w:date="2026-10-18T00:30:45Z">
               <w:r>
                 <w:rPr>
                   <w:rFonts w:ascii="Arial" w:cs="Arial" w:eastAsia="Arial" w:hAnsi="Arial"/>
@@ -650,7 +650,7 @@
               </w:rPr>
               <w:t xml:space="preserve">(a) We already know 2⁸ = 256, so the number of doublings is the index 8. The question 'which index of 2 gives 256?' is exactly what a logarithm answers: log₂ 256 = 8. A logarithm of N to base a is the index x such that aˣ = N, so index form and log form are two ways of writing the same relationship. (b) log₁₀ 1000 = 3. (c) To solve an index equation with the laws, we write both sides as powers of the same base and then match the indices. 500,000 is not a whole-number power of 2, so we cannot do this. We can only trap x between whole numbers: 2¹⁸ = 262,144 is less than 500,000 and 2¹⁹ = 524,288 is more, so x is between 18 and 19. Finding x exactly needs a new tool, logarithms. (d) The Richter number 5.9 is an index (a logarithm) attached to a power of 10, so each </w:t>
             </w:r>
-            <w:ins w:id="9002" w:author="Claude (AI) - proposed" w:date="2026-10-15T12:57:35Z">
+            <w:ins w:id="9002" w:author="Claude (AI) - proposed" w:date="2026-10-18T00:30:45Z">
               <w:r>
                 <w:rPr>
                   <w:rFonts w:ascii="Arial" w:cs="Arial" w:eastAsia="Arial" w:hAnsi="Arial"/>
@@ -678,7 +678,7 @@
               </w:rPr>
               <w:t xml:space="preserve">step up the scale means the </w:t>
             </w:r>
-            <w:del w:id="9003" w:author="Claude (AI) - proposed" w:date="2026-10-15T12:57:35Z">
+            <w:del w:id="9003" w:author="Claude (AI) - proposed" w:date="2026-10-18T00:30:45Z">
               <w:r>
                 <w:rPr>
                   <w:rFonts w:ascii="Arial" w:cs="Arial" w:eastAsia="Arial" w:hAnsi="Arial"/>
@@ -693,7 +693,7 @@
                 <w:delText xml:space="preserve">shaking</w:delText>
               </w:r>
             </w:del>
-            <w:ins w:id="9004" w:author="Claude (AI) - proposed" w:date="2026-10-15T12:57:35Z">
+            <w:ins w:id="9004" w:author="Claude (AI) - proposed" w:date="2026-10-18T00:30:45Z">
               <w:r>
                 <w:rPr>
                   <w:rFonts w:ascii="Arial" w:cs="Arial" w:eastAsia="Arial" w:hAnsi="Arial"/>
@@ -721,7 +721,7 @@
               </w:rPr>
               <w:t xml:space="preserve"> is multiplied by </w:t>
             </w:r>
-            <w:del w:id="9005" w:author="Claude (AI) - proposed" w:date="2026-10-15T12:57:35Z">
+            <w:del w:id="9005" w:author="Claude (AI) - proposed" w:date="2026-10-18T00:30:45Z">
               <w:r>
                 <w:rPr>
                   <w:rFonts w:ascii="Arial" w:cs="Arial" w:eastAsia="Arial" w:hAnsi="Arial"/>
@@ -736,7 +736,7 @@
                 <w:delText xml:space="preserve">a power of 10</w:delText>
               </w:r>
             </w:del>
-            <w:ins w:id="9006" w:author="Claude (AI) - proposed" w:date="2026-10-15T12:57:35Z">
+            <w:ins w:id="9006" w:author="Claude (AI) - proposed" w:date="2026-10-18T00:30:45Z">
               <w:r>
                 <w:rPr>
                   <w:rFonts w:ascii="Arial" w:cs="Arial" w:eastAsia="Arial" w:hAnsi="Arial"/>
@@ -764,7 +764,7 @@
               </w:rPr>
               <w:t xml:space="preserve"> rather than just added</w:t>
             </w:r>
-            <w:ins w:id="9007" w:author="Claude (AI) - proposed" w:date="2026-10-15T12:57:35Z">
+            <w:ins w:id="9007" w:author="Claude (AI) - proposed" w:date="2026-10-18T00:30:45Z">
               <w:r>
                 <w:rPr>
                   <w:rFonts w:ascii="Arial" w:cs="Arial" w:eastAsia="Arial" w:hAnsi="Arial"/>
@@ -1305,7 +1305,7 @@
               <w:spacing w:after="40" w:before="0"/>
               <w:jc w:val="left"/>
             </w:pPr>
-            <w:ins w:id="9008" w:author="Claude (AI) - proposed" w:date="2026-10-15T12:57:35Z">
+            <w:ins w:id="9008" w:author="Claude (AI) - proposed" w:date="2026-10-18T00:30:45Z">
               <w:r>
                 <w:rPr>
                   <w:rFonts w:ascii="Arial" w:cs="Arial" w:eastAsia="Arial" w:hAnsi="Arial"/>
@@ -1353,7 +1353,7 @@
               <w:spacing w:after="40" w:before="0"/>
               <w:jc w:val="left"/>
             </w:pPr>
-            <w:ins w:id="9009" w:author="Claude (AI) - proposed" w:date="2026-10-15T12:57:35Z">
+            <w:ins w:id="9009" w:author="Claude (AI) - proposed" w:date="2026-10-18T00:30:45Z">
               <w:r>
                 <w:rPr>
                   <w:rFonts w:ascii="Arial" w:cs="Arial" w:eastAsia="Arial" w:hAnsi="Arial"/>
@@ -1401,7 +1401,7 @@
               <w:spacing w:after="40" w:before="0"/>
               <w:jc w:val="left"/>
             </w:pPr>
-            <w:ins w:id="9010" w:author="Claude (AI) - proposed" w:date="2026-10-15T12:57:35Z">
+            <w:ins w:id="9010" w:author="Claude (AI) - proposed" w:date="2026-10-18T00:30:45Z">
               <w:r>
                 <w:rPr>
                   <w:rFonts w:ascii="Arial" w:cs="Arial" w:eastAsia="Arial" w:hAnsi="Arial"/>
@@ -1484,7 +1484,7 @@
               <w:spacing w:after="40" w:before="0"/>
               <w:jc w:val="left"/>
             </w:pPr>
-            <w:ins w:id="9011" w:author="Claude (AI) - proposed" w:date="2026-10-15T12:57:35Z">
+            <w:ins w:id="9011" w:author="Claude (AI) - proposed" w:date="2026-10-18T00:30:45Z">
               <w:r>
                 <w:rPr>
                   <w:rFonts w:ascii="Arial" w:cs="Arial" w:eastAsia="Arial" w:hAnsi="Arial"/>
@@ -1532,7 +1532,7 @@
               <w:spacing w:after="40" w:before="0"/>
               <w:jc w:val="left"/>
             </w:pPr>
-            <w:ins w:id="9012" w:author="Claude (AI) - proposed" w:date="2026-10-15T12:57:35Z">
+            <w:ins w:id="9012" w:author="Claude (AI) - proposed" w:date="2026-10-18T00:30:45Z">
               <w:r>
                 <w:rPr>
                   <w:rFonts w:ascii="Arial" w:cs="Arial" w:eastAsia="Arial" w:hAnsi="Arial"/>
@@ -1580,7 +1580,7 @@
               <w:spacing w:after="40" w:before="0"/>
               <w:jc w:val="left"/>
             </w:pPr>
-            <w:ins w:id="9013" w:author="Claude (AI) - proposed" w:date="2026-10-15T12:57:35Z">
+            <w:ins w:id="9013" w:author="Claude (AI) - proposed" w:date="2026-10-18T00:30:45Z">
               <w:r>
                 <w:rPr>
                   <w:rFonts w:ascii="Arial" w:cs="Arial" w:eastAsia="Arial" w:hAnsi="Arial"/>
@@ -1663,7 +1663,7 @@
               <w:spacing w:after="40" w:before="0"/>
               <w:jc w:val="left"/>
             </w:pPr>
-            <w:ins w:id="9014" w:author="Claude (AI) - proposed" w:date="2026-10-15T12:57:35Z">
+            <w:ins w:id="9014" w:author="Claude (AI) - proposed" w:date="2026-10-18T00:30:45Z">
               <w:r>
                 <w:rPr>
                   <w:rFonts w:ascii="Arial" w:cs="Arial" w:eastAsia="Arial" w:hAnsi="Arial"/>
@@ -1711,7 +1711,7 @@
               <w:spacing w:after="40" w:before="0"/>
               <w:jc w:val="left"/>
             </w:pPr>
-            <w:ins w:id="9015" w:author="Claude (AI) - proposed" w:date="2026-10-15T12:57:35Z">
+            <w:ins w:id="9015" w:author="Claude (AI) - proposed" w:date="2026-10-18T00:30:45Z">
               <w:r>
                 <w:rPr>
                   <w:rFonts w:ascii="Arial" w:cs="Arial" w:eastAsia="Arial" w:hAnsi="Arial"/>
@@ -1759,7 +1759,7 @@
               <w:spacing w:after="40" w:before="0"/>
               <w:jc w:val="left"/>
             </w:pPr>
-            <w:ins w:id="9016" w:author="Claude (AI) - proposed" w:date="2026-10-15T12:57:35Z">
+            <w:ins w:id="9016" w:author="Claude (AI) - proposed" w:date="2026-10-18T00:30:45Z">
               <w:r>
                 <w:rPr>
                   <w:rFonts w:ascii="Arial" w:cs="Arial" w:eastAsia="Arial" w:hAnsi="Arial"/>
@@ -1842,7 +1842,7 @@
               <w:spacing w:after="40" w:before="0"/>
               <w:jc w:val="left"/>
             </w:pPr>
-            <w:ins w:id="9017" w:author="Claude (AI) - proposed" w:date="2026-10-15T12:57:35Z">
+            <w:ins w:id="9017" w:author="Claude (AI) - proposed" w:date="2026-10-18T00:30:45Z">
               <w:r>
                 <w:rPr>
                   <w:rFonts w:ascii="Arial" w:cs="Arial" w:eastAsia="Arial" w:hAnsi="Arial"/>
@@ -1890,7 +1890,7 @@
               <w:spacing w:after="40" w:before="0"/>
               <w:jc w:val="left"/>
             </w:pPr>
-            <w:ins w:id="9018" w:author="Claude (AI) - proposed" w:date="2026-10-15T12:57:35Z">
+            <w:ins w:id="9018" w:author="Claude (AI) - proposed" w:date="2026-10-18T00:30:45Z">
               <w:r>
                 <w:rPr>
                   <w:rFonts w:ascii="Arial" w:cs="Arial" w:eastAsia="Arial" w:hAnsi="Arial"/>
@@ -1938,7 +1938,7 @@
               <w:spacing w:after="40" w:before="0"/>
               <w:jc w:val="left"/>
             </w:pPr>
-            <w:ins w:id="9019" w:author="Claude (AI) - proposed" w:date="2026-10-15T12:57:35Z">
+            <w:ins w:id="9019" w:author="Claude (AI) - proposed" w:date="2026-10-18T00:30:45Z">
               <w:r>
                 <w:rPr>
                   <w:rFonts w:ascii="Arial" w:cs="Arial" w:eastAsia="Arial" w:hAnsi="Arial"/>
@@ -2088,7 +2088,7 @@
         </w:rPr>
         <w:t xml:space="preserve">© 2026 SeaVuria and ARES. This work is licensed under a </w:t>
       </w:r>
-      <w:hyperlink w:history="1" r:id="rIdj2sfzmrzm_sru-8pm7_f-">
+      <w:hyperlink w:history="1" r:id="rId2phfy5qthgqdkdsyu83yx">
         <w:r>
           <w:rPr>
             <w:rFonts w:ascii="Arial" w:cs="Arial" w:eastAsia="Arial" w:hAnsi="Arial"/>
@@ -2108,7 +2108,7 @@
         </w:rPr>
         <w:t xml:space="preserve"> (</w:t>
       </w:r>
-      <w:hyperlink w:history="1" r:id="rIdyycv3n7o45tvpu8mtp0lu">
+      <w:hyperlink w:history="1" r:id="rId4wsqdjkwqzv4dmwrm1ids">
         <w:r>
           <w:rPr>
             <w:rFonts w:ascii="Arial" w:cs="Arial" w:eastAsia="Arial" w:hAnsi="Arial"/>
@@ -2128,7 +2128,7 @@
         </w:rPr>
         <w:t xml:space="preserve">). To view a copy of this license, visit </w:t>
       </w:r>
-      <w:hyperlink w:history="1" r:id="rIdbmtpispxcek0q5ugbfkgd">
+      <w:hyperlink w:history="1" r:id="rIdiy2etnaa0szvhbwudpulh">
         <w:r>
           <w:rPr>
             <w:rFonts w:ascii="Arial" w:cs="Arial" w:eastAsia="Arial" w:hAnsi="Arial"/>
